--- a/deliverables/4-软件测试报告.docx
+++ b/deliverables/4-软件测试报告.docx
@@ -676,7 +676,7 @@
                 <w:rFonts w:ascii="微软雅黑" w:eastAsia="微软雅黑" w:hAnsi="微软雅黑" w:cs="微软雅黑"/>
                 <w:sz w:val="18"/>
               </w:rPr>
-              <w:t>完成核心功能、异常、界面与构建验证，记录实际结果</w:t>
+              <w:t>完成仅 MySQL 测试方案迁移；当前环境待提供有效测试库凭据</w:t>
             </w:r>
           </w:p>
         </w:tc>
@@ -1106,7 +1106,7 @@
                 <w:rFonts w:ascii="微软雅黑" w:eastAsia="微软雅黑" w:hAnsi="微软雅黑" w:cs="微软雅黑"/>
                 <w:sz w:val="18"/>
               </w:rPr>
-              <w:t>H2 2.3.232 内存库，MySQL 兼容模式</w:t>
+              <w:t>MySQL 8.4 专用测试库</w:t>
             </w:r>
           </w:p>
         </w:tc>
@@ -1344,7 +1344,7 @@
         <w:rPr>
           <w:rFonts w:ascii="宋体" w:eastAsia="宋体" w:hAnsi="宋体" w:cs="宋体"/>
         </w:rPr>
-        <w:t>• 事务测试：在独立内存库核对借阅和归还后的库存、状态和金额。</w:t>
+        <w:t>• 事务测试：在独立 MySQL 测试库核对借阅和归还后的库存、状态和金额。</w:t>
       </w:r>
     </w:p>
     <w:p>
@@ -1435,7 +1435,7 @@
         <w:rPr>
           <w:rFonts w:ascii="宋体" w:eastAsia="宋体" w:hAnsi="宋体" w:cs="宋体"/>
         </w:rPr>
-        <w:t>每个自动化测试创建独立 H2 内存数据库，包含两名读者和一本单库存测试图书。测试使用固定 Asia/Shanghai 时钟，借出时间为 2026-07-01 09:00，逾期归还时间为 2026-07-20 09:00，保证结果可重复。</w:t>
+        <w:t>每个自动化测试创建独立 MySQL 内存数据库，包含两名读者和一本单库存测试图书。测试使用固定 Asia/Shanghai 时钟，借出时间为 2026-07-01 09:00，逾期归还时间为 2026-07-20 09:00，保证结果可重复。</w:t>
       </w:r>
     </w:p>
     <w:p>
@@ -1724,28 +1724,28 @@
                 <w:rFonts w:ascii="微软雅黑" w:eastAsia="微软雅黑" w:hAnsi="微软雅黑" w:cs="微软雅黑"/>
                 <w:sz w:val="18"/>
               </w:rPr>
-              <w:t>与预期一致</w:t>
-            </w:r>
-          </w:p>
-        </w:tc>
-        <w:tc>
-          <w:tcPr>
-            <w:tcW w:w="0" w:type="auto"/>
-            <w:shd w:val="clear" w:color="auto" w:fill="FFFFFF"/>
-          </w:tcPr>
-          <w:p>
-            <w:pPr>
-              <w:spacing w:after="0"/>
-              <w:rPr>
-                <w:rFonts w:hint="eastAsia"/>
-              </w:rPr>
-            </w:pPr>
-            <w:r>
-              <w:rPr>
-                <w:rFonts w:ascii="微软雅黑" w:eastAsia="微软雅黑" w:hAnsi="微软雅黑" w:cs="微软雅黑"/>
-                <w:sz w:val="18"/>
-              </w:rPr>
-              <w:t>通过</w:t>
+              <w:t>未执行（缺少有效 MySQL 凭据）</w:t>
+            </w:r>
+          </w:p>
+        </w:tc>
+        <w:tc>
+          <w:tcPr>
+            <w:tcW w:w="0" w:type="auto"/>
+            <w:shd w:val="clear" w:color="auto" w:fill="FFFFFF"/>
+          </w:tcPr>
+          <w:p>
+            <w:pPr>
+              <w:spacing w:after="0"/>
+              <w:rPr>
+                <w:rFonts w:hint="eastAsia"/>
+              </w:rPr>
+            </w:pPr>
+            <w:r>
+              <w:rPr>
+                <w:rFonts w:ascii="微软雅黑" w:eastAsia="微软雅黑" w:hAnsi="微软雅黑" w:cs="微软雅黑"/>
+                <w:sz w:val="18"/>
+              </w:rPr>
+              <w:t>未执行</w:t>
             </w:r>
           </w:p>
         </w:tc>
@@ -1852,28 +1852,28 @@
                 <w:rFonts w:ascii="微软雅黑" w:eastAsia="微软雅黑" w:hAnsi="微软雅黑" w:cs="微软雅黑"/>
                 <w:sz w:val="18"/>
               </w:rPr>
-              <w:t>生成记录，可借数为0</w:t>
-            </w:r>
-          </w:p>
-        </w:tc>
-        <w:tc>
-          <w:tcPr>
-            <w:tcW w:w="0" w:type="auto"/>
-            <w:shd w:val="clear" w:color="auto" w:fill="F7F9FA"/>
-          </w:tcPr>
-          <w:p>
-            <w:pPr>
-              <w:spacing w:after="0"/>
-              <w:rPr>
-                <w:rFonts w:hint="eastAsia"/>
-              </w:rPr>
-            </w:pPr>
-            <w:r>
-              <w:rPr>
-                <w:rFonts w:ascii="微软雅黑" w:eastAsia="微软雅黑" w:hAnsi="微软雅黑" w:cs="微软雅黑"/>
-                <w:sz w:val="18"/>
-              </w:rPr>
-              <w:t>通过</w:t>
+              <w:t>未执行（缺少有效 MySQL 凭据）</w:t>
+            </w:r>
+          </w:p>
+        </w:tc>
+        <w:tc>
+          <w:tcPr>
+            <w:tcW w:w="0" w:type="auto"/>
+            <w:shd w:val="clear" w:color="auto" w:fill="F7F9FA"/>
+          </w:tcPr>
+          <w:p>
+            <w:pPr>
+              <w:spacing w:after="0"/>
+              <w:rPr>
+                <w:rFonts w:hint="eastAsia"/>
+              </w:rPr>
+            </w:pPr>
+            <w:r>
+              <w:rPr>
+                <w:rFonts w:ascii="微软雅黑" w:eastAsia="微软雅黑" w:hAnsi="微软雅黑" w:cs="微软雅黑"/>
+                <w:sz w:val="18"/>
+              </w:rPr>
+              <w:t>未执行</w:t>
             </w:r>
           </w:p>
         </w:tc>
@@ -1980,28 +1980,28 @@
                 <w:rFonts w:ascii="微软雅黑" w:eastAsia="微软雅黑" w:hAnsi="微软雅黑" w:cs="微软雅黑"/>
                 <w:sz w:val="18"/>
               </w:rPr>
-              <w:t>均抛出业务异常</w:t>
-            </w:r>
-          </w:p>
-        </w:tc>
-        <w:tc>
-          <w:tcPr>
-            <w:tcW w:w="0" w:type="auto"/>
-            <w:shd w:val="clear" w:color="auto" w:fill="FFFFFF"/>
-          </w:tcPr>
-          <w:p>
-            <w:pPr>
-              <w:spacing w:after="0"/>
-              <w:rPr>
-                <w:rFonts w:hint="eastAsia"/>
-              </w:rPr>
-            </w:pPr>
-            <w:r>
-              <w:rPr>
-                <w:rFonts w:ascii="微软雅黑" w:eastAsia="微软雅黑" w:hAnsi="微软雅黑" w:cs="微软雅黑"/>
-                <w:sz w:val="18"/>
-              </w:rPr>
-              <w:t>通过</w:t>
+              <w:t>未执行（缺少有效 MySQL 凭据）</w:t>
+            </w:r>
+          </w:p>
+        </w:tc>
+        <w:tc>
+          <w:tcPr>
+            <w:tcW w:w="0" w:type="auto"/>
+            <w:shd w:val="clear" w:color="auto" w:fill="FFFFFF"/>
+          </w:tcPr>
+          <w:p>
+            <w:pPr>
+              <w:spacing w:after="0"/>
+              <w:rPr>
+                <w:rFonts w:hint="eastAsia"/>
+              </w:rPr>
+            </w:pPr>
+            <w:r>
+              <w:rPr>
+                <w:rFonts w:ascii="微软雅黑" w:eastAsia="微软雅黑" w:hAnsi="微软雅黑" w:cs="微软雅黑"/>
+                <w:sz w:val="18"/>
+              </w:rPr>
+              <w:t>未执行</w:t>
             </w:r>
           </w:p>
         </w:tc>
@@ -2108,28 +2108,28 @@
                 <w:rFonts w:ascii="微软雅黑" w:eastAsia="微软雅黑" w:hAnsi="微软雅黑" w:cs="微软雅黑"/>
                 <w:sz w:val="18"/>
               </w:rPr>
-              <w:t>金额2.50，库存为1</w:t>
-            </w:r>
-          </w:p>
-        </w:tc>
-        <w:tc>
-          <w:tcPr>
-            <w:tcW w:w="0" w:type="auto"/>
-            <w:shd w:val="clear" w:color="auto" w:fill="F7F9FA"/>
-          </w:tcPr>
-          <w:p>
-            <w:pPr>
-              <w:spacing w:after="0"/>
-              <w:rPr>
-                <w:rFonts w:hint="eastAsia"/>
-              </w:rPr>
-            </w:pPr>
-            <w:r>
-              <w:rPr>
-                <w:rFonts w:ascii="微软雅黑" w:eastAsia="微软雅黑" w:hAnsi="微软雅黑" w:cs="微软雅黑"/>
-                <w:sz w:val="18"/>
-              </w:rPr>
-              <w:t>通过</w:t>
+              <w:t>未执行（缺少有效 MySQL 凭据）</w:t>
+            </w:r>
+          </w:p>
+        </w:tc>
+        <w:tc>
+          <w:tcPr>
+            <w:tcW w:w="0" w:type="auto"/>
+            <w:shd w:val="clear" w:color="auto" w:fill="F7F9FA"/>
+          </w:tcPr>
+          <w:p>
+            <w:pPr>
+              <w:spacing w:after="0"/>
+              <w:rPr>
+                <w:rFonts w:hint="eastAsia"/>
+              </w:rPr>
+            </w:pPr>
+            <w:r>
+              <w:rPr>
+                <w:rFonts w:ascii="微软雅黑" w:eastAsia="微软雅黑" w:hAnsi="微软雅黑" w:cs="微软雅黑"/>
+                <w:sz w:val="18"/>
+              </w:rPr>
+              <w:t>未执行</w:t>
             </w:r>
           </w:p>
         </w:tc>
@@ -2236,28 +2236,28 @@
                 <w:rFonts w:ascii="微软雅黑" w:eastAsia="微软雅黑" w:hAnsi="微软雅黑" w:cs="微软雅黑"/>
                 <w:sz w:val="18"/>
               </w:rPr>
-              <w:t>状态、时间、提醒均一致</w:t>
-            </w:r>
-          </w:p>
-        </w:tc>
-        <w:tc>
-          <w:tcPr>
-            <w:tcW w:w="0" w:type="auto"/>
-            <w:shd w:val="clear" w:color="auto" w:fill="FFFFFF"/>
-          </w:tcPr>
-          <w:p>
-            <w:pPr>
-              <w:spacing w:after="0"/>
-              <w:rPr>
-                <w:rFonts w:hint="eastAsia"/>
-              </w:rPr>
-            </w:pPr>
-            <w:r>
-              <w:rPr>
-                <w:rFonts w:ascii="微软雅黑" w:eastAsia="微软雅黑" w:hAnsi="微软雅黑" w:cs="微软雅黑"/>
-                <w:sz w:val="18"/>
-              </w:rPr>
-              <w:t>通过</w:t>
+              <w:t>未执行（缺少有效 MySQL 凭据）</w:t>
+            </w:r>
+          </w:p>
+        </w:tc>
+        <w:tc>
+          <w:tcPr>
+            <w:tcW w:w="0" w:type="auto"/>
+            <w:shd w:val="clear" w:color="auto" w:fill="FFFFFF"/>
+          </w:tcPr>
+          <w:p>
+            <w:pPr>
+              <w:spacing w:after="0"/>
+              <w:rPr>
+                <w:rFonts w:hint="eastAsia"/>
+              </w:rPr>
+            </w:pPr>
+            <w:r>
+              <w:rPr>
+                <w:rFonts w:ascii="微软雅黑" w:eastAsia="微软雅黑" w:hAnsi="微软雅黑" w:cs="微软雅黑"/>
+                <w:sz w:val="18"/>
+              </w:rPr>
+              <w:t>未执行</w:t>
             </w:r>
           </w:p>
         </w:tc>
@@ -2364,28 +2364,28 @@
                 <w:rFonts w:ascii="微软雅黑" w:eastAsia="微软雅黑" w:hAnsi="微软雅黑" w:cs="微软雅黑"/>
                 <w:sz w:val="18"/>
               </w:rPr>
-              <w:t>抛出重复预约异常</w:t>
-            </w:r>
-          </w:p>
-        </w:tc>
-        <w:tc>
-          <w:tcPr>
-            <w:tcW w:w="0" w:type="auto"/>
-            <w:shd w:val="clear" w:color="auto" w:fill="F7F9FA"/>
-          </w:tcPr>
-          <w:p>
-            <w:pPr>
-              <w:spacing w:after="0"/>
-              <w:rPr>
-                <w:rFonts w:hint="eastAsia"/>
-              </w:rPr>
-            </w:pPr>
-            <w:r>
-              <w:rPr>
-                <w:rFonts w:ascii="微软雅黑" w:eastAsia="微软雅黑" w:hAnsi="微软雅黑" w:cs="微软雅黑"/>
-                <w:sz w:val="18"/>
-              </w:rPr>
-              <w:t>通过</w:t>
+              <w:t>未执行（缺少有效 MySQL 凭据）</w:t>
+            </w:r>
+          </w:p>
+        </w:tc>
+        <w:tc>
+          <w:tcPr>
+            <w:tcW w:w="0" w:type="auto"/>
+            <w:shd w:val="clear" w:color="auto" w:fill="F7F9FA"/>
+          </w:tcPr>
+          <w:p>
+            <w:pPr>
+              <w:spacing w:after="0"/>
+              <w:rPr>
+                <w:rFonts w:hint="eastAsia"/>
+              </w:rPr>
+            </w:pPr>
+            <w:r>
+              <w:rPr>
+                <w:rFonts w:ascii="微软雅黑" w:eastAsia="微软雅黑" w:hAnsi="微软雅黑" w:cs="微软雅黑"/>
+                <w:sz w:val="18"/>
+              </w:rPr>
+              <w:t>未执行</w:t>
             </w:r>
           </w:p>
         </w:tc>
@@ -2492,28 +2492,28 @@
                 <w:rFonts w:ascii="微软雅黑" w:eastAsia="微软雅黑" w:hAnsi="微软雅黑" w:cs="微软雅黑"/>
                 <w:sz w:val="18"/>
               </w:rPr>
-              <w:t>抛出有人预约异常</w:t>
-            </w:r>
-          </w:p>
-        </w:tc>
-        <w:tc>
-          <w:tcPr>
-            <w:tcW w:w="0" w:type="auto"/>
-            <w:shd w:val="clear" w:color="auto" w:fill="FFFFFF"/>
-          </w:tcPr>
-          <w:p>
-            <w:pPr>
-              <w:spacing w:after="0"/>
-              <w:rPr>
-                <w:rFonts w:hint="eastAsia"/>
-              </w:rPr>
-            </w:pPr>
-            <w:r>
-              <w:rPr>
-                <w:rFonts w:ascii="微软雅黑" w:eastAsia="微软雅黑" w:hAnsi="微软雅黑" w:cs="微软雅黑"/>
-                <w:sz w:val="18"/>
-              </w:rPr>
-              <w:t>通过</w:t>
+              <w:t>未执行（缺少有效 MySQL 凭据）</w:t>
+            </w:r>
+          </w:p>
+        </w:tc>
+        <w:tc>
+          <w:tcPr>
+            <w:tcW w:w="0" w:type="auto"/>
+            <w:shd w:val="clear" w:color="auto" w:fill="FFFFFF"/>
+          </w:tcPr>
+          <w:p>
+            <w:pPr>
+              <w:spacing w:after="0"/>
+              <w:rPr>
+                <w:rFonts w:hint="eastAsia"/>
+              </w:rPr>
+            </w:pPr>
+            <w:r>
+              <w:rPr>
+                <w:rFonts w:ascii="微软雅黑" w:eastAsia="微软雅黑" w:hAnsi="微软雅黑" w:cs="微软雅黑"/>
+                <w:sz w:val="18"/>
+              </w:rPr>
+              <w:t>未执行</w:t>
             </w:r>
           </w:p>
         </w:tc>
@@ -2620,28 +2620,28 @@
                 <w:rFonts w:ascii="微软雅黑" w:eastAsia="微软雅黑" w:hAnsi="微软雅黑" w:cs="微软雅黑"/>
                 <w:sz w:val="18"/>
               </w:rPr>
-              <w:t>与预期一致</w:t>
-            </w:r>
-          </w:p>
-        </w:tc>
-        <w:tc>
-          <w:tcPr>
-            <w:tcW w:w="0" w:type="auto"/>
-            <w:shd w:val="clear" w:color="auto" w:fill="F7F9FA"/>
-          </w:tcPr>
-          <w:p>
-            <w:pPr>
-              <w:spacing w:after="0"/>
-              <w:rPr>
-                <w:rFonts w:hint="eastAsia"/>
-              </w:rPr>
-            </w:pPr>
-            <w:r>
-              <w:rPr>
-                <w:rFonts w:ascii="微软雅黑" w:eastAsia="微软雅黑" w:hAnsi="微软雅黑" w:cs="微软雅黑"/>
-                <w:sz w:val="18"/>
-              </w:rPr>
-              <w:t>通过</w:t>
+              <w:t>未执行（缺少有效 MySQL 凭据）</w:t>
+            </w:r>
+          </w:p>
+        </w:tc>
+        <w:tc>
+          <w:tcPr>
+            <w:tcW w:w="0" w:type="auto"/>
+            <w:shd w:val="clear" w:color="auto" w:fill="F7F9FA"/>
+          </w:tcPr>
+          <w:p>
+            <w:pPr>
+              <w:spacing w:after="0"/>
+              <w:rPr>
+                <w:rFonts w:hint="eastAsia"/>
+              </w:rPr>
+            </w:pPr>
+            <w:r>
+              <w:rPr>
+                <w:rFonts w:ascii="微软雅黑" w:eastAsia="微软雅黑" w:hAnsi="微软雅黑" w:cs="微软雅黑"/>
+                <w:sz w:val="18"/>
+              </w:rPr>
+              <w:t>未执行</w:t>
             </w:r>
           </w:p>
         </w:tc>
@@ -2748,28 +2748,28 @@
                 <w:rFonts w:ascii="微软雅黑" w:eastAsia="微软雅黑" w:hAnsi="微软雅黑" w:cs="微软雅黑"/>
                 <w:sz w:val="18"/>
               </w:rPr>
-              <w:t>与预期一致</w:t>
-            </w:r>
-          </w:p>
-        </w:tc>
-        <w:tc>
-          <w:tcPr>
-            <w:tcW w:w="0" w:type="auto"/>
-            <w:shd w:val="clear" w:color="auto" w:fill="FFFFFF"/>
-          </w:tcPr>
-          <w:p>
-            <w:pPr>
-              <w:spacing w:after="0"/>
-              <w:rPr>
-                <w:rFonts w:hint="eastAsia"/>
-              </w:rPr>
-            </w:pPr>
-            <w:r>
-              <w:rPr>
-                <w:rFonts w:ascii="微软雅黑" w:eastAsia="微软雅黑" w:hAnsi="微软雅黑" w:cs="微软雅黑"/>
-                <w:sz w:val="18"/>
-              </w:rPr>
-              <w:t>通过</w:t>
+              <w:t>未执行（缺少有效 MySQL 凭据）</w:t>
+            </w:r>
+          </w:p>
+        </w:tc>
+        <w:tc>
+          <w:tcPr>
+            <w:tcW w:w="0" w:type="auto"/>
+            <w:shd w:val="clear" w:color="auto" w:fill="FFFFFF"/>
+          </w:tcPr>
+          <w:p>
+            <w:pPr>
+              <w:spacing w:after="0"/>
+              <w:rPr>
+                <w:rFonts w:hint="eastAsia"/>
+              </w:rPr>
+            </w:pPr>
+            <w:r>
+              <w:rPr>
+                <w:rFonts w:ascii="微软雅黑" w:eastAsia="微软雅黑" w:hAnsi="微软雅黑" w:cs="微软雅黑"/>
+                <w:sz w:val="18"/>
+              </w:rPr>
+              <w:t>未执行</w:t>
             </w:r>
           </w:p>
         </w:tc>
@@ -2876,28 +2876,28 @@
                 <w:rFonts w:ascii="微软雅黑" w:eastAsia="微软雅黑" w:hAnsi="微软雅黑" w:cs="微软雅黑"/>
                 <w:sz w:val="18"/>
               </w:rPr>
-              <w:t>抛出借阅证停用异常</w:t>
-            </w:r>
-          </w:p>
-        </w:tc>
-        <w:tc>
-          <w:tcPr>
-            <w:tcW w:w="0" w:type="auto"/>
-            <w:shd w:val="clear" w:color="auto" w:fill="F7F9FA"/>
-          </w:tcPr>
-          <w:p>
-            <w:pPr>
-              <w:spacing w:after="0"/>
-              <w:rPr>
-                <w:rFonts w:hint="eastAsia"/>
-              </w:rPr>
-            </w:pPr>
-            <w:r>
-              <w:rPr>
-                <w:rFonts w:ascii="微软雅黑" w:eastAsia="微软雅黑" w:hAnsi="微软雅黑" w:cs="微软雅黑"/>
-                <w:sz w:val="18"/>
-              </w:rPr>
-              <w:t>通过</w:t>
+              <w:t>未执行（缺少有效 MySQL 凭据）</w:t>
+            </w:r>
+          </w:p>
+        </w:tc>
+        <w:tc>
+          <w:tcPr>
+            <w:tcW w:w="0" w:type="auto"/>
+            <w:shd w:val="clear" w:color="auto" w:fill="F7F9FA"/>
+          </w:tcPr>
+          <w:p>
+            <w:pPr>
+              <w:spacing w:after="0"/>
+              <w:rPr>
+                <w:rFonts w:hint="eastAsia"/>
+              </w:rPr>
+            </w:pPr>
+            <w:r>
+              <w:rPr>
+                <w:rFonts w:ascii="微软雅黑" w:eastAsia="微软雅黑" w:hAnsi="微软雅黑" w:cs="微软雅黑"/>
+                <w:sz w:val="18"/>
+              </w:rPr>
+              <w:t>未执行</w:t>
             </w:r>
           </w:p>
         </w:tc>
@@ -3004,28 +3004,28 @@
                 <w:rFonts w:ascii="微软雅黑" w:eastAsia="微软雅黑" w:hAnsi="微软雅黑" w:cs="微软雅黑"/>
                 <w:sz w:val="18"/>
               </w:rPr>
-              <w:t>返回1条正确记录</w:t>
-            </w:r>
-          </w:p>
-        </w:tc>
-        <w:tc>
-          <w:tcPr>
-            <w:tcW w:w="0" w:type="auto"/>
-            <w:shd w:val="clear" w:color="auto" w:fill="FFFFFF"/>
-          </w:tcPr>
-          <w:p>
-            <w:pPr>
-              <w:spacing w:after="0"/>
-              <w:rPr>
-                <w:rFonts w:hint="eastAsia"/>
-              </w:rPr>
-            </w:pPr>
-            <w:r>
-              <w:rPr>
-                <w:rFonts w:ascii="微软雅黑" w:eastAsia="微软雅黑" w:hAnsi="微软雅黑" w:cs="微软雅黑"/>
-                <w:sz w:val="18"/>
-              </w:rPr>
-              <w:t>通过</w:t>
+              <w:t>未执行（缺少有效 MySQL 凭据）</w:t>
+            </w:r>
+          </w:p>
+        </w:tc>
+        <w:tc>
+          <w:tcPr>
+            <w:tcW w:w="0" w:type="auto"/>
+            <w:shd w:val="clear" w:color="auto" w:fill="FFFFFF"/>
+          </w:tcPr>
+          <w:p>
+            <w:pPr>
+              <w:spacing w:after="0"/>
+              <w:rPr>
+                <w:rFonts w:hint="eastAsia"/>
+              </w:rPr>
+            </w:pPr>
+            <w:r>
+              <w:rPr>
+                <w:rFonts w:ascii="微软雅黑" w:eastAsia="微软雅黑" w:hAnsi="微软雅黑" w:cs="微软雅黑"/>
+                <w:sz w:val="18"/>
+              </w:rPr>
+              <w:t>未执行</w:t>
             </w:r>
           </w:p>
         </w:tc>
@@ -3133,28 +3133,28 @@
                 <w:rFonts w:ascii="微软雅黑" w:eastAsia="微软雅黑" w:hAnsi="微软雅黑" w:cs="微软雅黑"/>
                 <w:sz w:val="18"/>
               </w:rPr>
-              <w:t>查询正常，无空值异常</w:t>
-            </w:r>
-          </w:p>
-        </w:tc>
-        <w:tc>
-          <w:tcPr>
-            <w:tcW w:w="0" w:type="auto"/>
-            <w:shd w:val="clear" w:color="auto" w:fill="F7F9FA"/>
-          </w:tcPr>
-          <w:p>
-            <w:pPr>
-              <w:spacing w:after="0"/>
-              <w:rPr>
-                <w:rFonts w:hint="eastAsia"/>
-              </w:rPr>
-            </w:pPr>
-            <w:r>
-              <w:rPr>
-                <w:rFonts w:ascii="微软雅黑" w:eastAsia="微软雅黑" w:hAnsi="微软雅黑" w:cs="微软雅黑"/>
-                <w:sz w:val="18"/>
-              </w:rPr>
-              <w:t>通过</w:t>
+              <w:t>未执行（缺少有效 MySQL 凭据）</w:t>
+            </w:r>
+          </w:p>
+        </w:tc>
+        <w:tc>
+          <w:tcPr>
+            <w:tcW w:w="0" w:type="auto"/>
+            <w:shd w:val="clear" w:color="auto" w:fill="F7F9FA"/>
+          </w:tcPr>
+          <w:p>
+            <w:pPr>
+              <w:spacing w:after="0"/>
+              <w:rPr>
+                <w:rFonts w:hint="eastAsia"/>
+              </w:rPr>
+            </w:pPr>
+            <w:r>
+              <w:rPr>
+                <w:rFonts w:ascii="微软雅黑" w:eastAsia="微软雅黑" w:hAnsi="微软雅黑" w:cs="微软雅黑"/>
+                <w:sz w:val="18"/>
+              </w:rPr>
+              <w:t>未执行</w:t>
             </w:r>
           </w:p>
         </w:tc>
@@ -3181,7 +3181,7 @@
         <w:rPr>
           <w:rFonts w:ascii="宋体" w:eastAsia="宋体" w:hAnsi="宋体" w:cs="宋体"/>
         </w:rPr>
-        <w:t>TC-01 至 TC-10 由 9 个 JUnit 测试方法自动覆盖，部分方法同时验证多个相邻场景；TC-11、TC-12 在测试准备及断言过程中覆盖。</w:t>
+        <w:t>TC-01 至 TC-10 由 9 个 JUnit 测试方法覆盖，TC-11、TC-12 在测试准备及断言中覆盖；当前环境因未提供有效 MySQL 测试账号而未执行。</w:t>
       </w:r>
     </w:p>
     <w:p>
@@ -4720,27 +4720,6 @@
                 <w:rFonts w:ascii="微软雅黑" w:eastAsia="微软雅黑" w:hAnsi="微软雅黑" w:cs="微软雅黑"/>
                 <w:sz w:val="18"/>
               </w:rPr>
-              <w:t>9</w:t>
-            </w:r>
-          </w:p>
-        </w:tc>
-        <w:tc>
-          <w:tcPr>
-            <w:tcW w:w="0" w:type="auto"/>
-            <w:shd w:val="clear" w:color="auto" w:fill="FFFFFF"/>
-          </w:tcPr>
-          <w:p>
-            <w:pPr>
-              <w:spacing w:after="0"/>
-              <w:rPr>
-                <w:rFonts w:hint="eastAsia"/>
-              </w:rPr>
-            </w:pPr>
-            <w:r>
-              <w:rPr>
-                <w:rFonts w:ascii="微软雅黑" w:eastAsia="微软雅黑" w:hAnsi="微软雅黑" w:cs="微软雅黑"/>
-                <w:sz w:val="18"/>
-              </w:rPr>
               <w:t>0</w:t>
             </w:r>
           </w:p>
@@ -4762,7 +4741,28 @@
                 <w:rFonts w:ascii="微软雅黑" w:eastAsia="微软雅黑" w:hAnsi="微软雅黑" w:cs="微软雅黑"/>
                 <w:sz w:val="18"/>
               </w:rPr>
-              <w:t>100%</w:t>
+              <w:t>0</w:t>
+            </w:r>
+          </w:p>
+        </w:tc>
+        <w:tc>
+          <w:tcPr>
+            <w:tcW w:w="0" w:type="auto"/>
+            <w:shd w:val="clear" w:color="auto" w:fill="FFFFFF"/>
+          </w:tcPr>
+          <w:p>
+            <w:pPr>
+              <w:spacing w:after="0"/>
+              <w:rPr>
+                <w:rFonts w:hint="eastAsia"/>
+              </w:rPr>
+            </w:pPr>
+            <w:r>
+              <w:rPr>
+                <w:rFonts w:ascii="微软雅黑" w:eastAsia="微软雅黑" w:hAnsi="微软雅黑" w:cs="微软雅黑"/>
+                <w:sz w:val="18"/>
+              </w:rPr>
+              <w:t>待执行</w:t>
             </w:r>
           </w:p>
         </w:tc>
@@ -4827,27 +4827,6 @@
                 <w:rFonts w:ascii="微软雅黑" w:eastAsia="微软雅黑" w:hAnsi="微软雅黑" w:cs="微软雅黑"/>
                 <w:sz w:val="18"/>
               </w:rPr>
-              <w:t>12</w:t>
-            </w:r>
-          </w:p>
-        </w:tc>
-        <w:tc>
-          <w:tcPr>
-            <w:tcW w:w="0" w:type="auto"/>
-            <w:shd w:val="clear" w:color="auto" w:fill="F7F9FA"/>
-          </w:tcPr>
-          <w:p>
-            <w:pPr>
-              <w:spacing w:after="0"/>
-              <w:rPr>
-                <w:rFonts w:hint="eastAsia"/>
-              </w:rPr>
-            </w:pPr>
-            <w:r>
-              <w:rPr>
-                <w:rFonts w:ascii="微软雅黑" w:eastAsia="微软雅黑" w:hAnsi="微软雅黑" w:cs="微软雅黑"/>
-                <w:sz w:val="18"/>
-              </w:rPr>
               <w:t>0</w:t>
             </w:r>
           </w:p>
@@ -4869,7 +4848,28 @@
                 <w:rFonts w:ascii="微软雅黑" w:eastAsia="微软雅黑" w:hAnsi="微软雅黑" w:cs="微软雅黑"/>
                 <w:sz w:val="18"/>
               </w:rPr>
-              <w:t>100%</w:t>
+              <w:t>0</w:t>
+            </w:r>
+          </w:p>
+        </w:tc>
+        <w:tc>
+          <w:tcPr>
+            <w:tcW w:w="0" w:type="auto"/>
+            <w:shd w:val="clear" w:color="auto" w:fill="F7F9FA"/>
+          </w:tcPr>
+          <w:p>
+            <w:pPr>
+              <w:spacing w:after="0"/>
+              <w:rPr>
+                <w:rFonts w:hint="eastAsia"/>
+              </w:rPr>
+            </w:pPr>
+            <w:r>
+              <w:rPr>
+                <w:rFonts w:ascii="微软雅黑" w:eastAsia="微软雅黑" w:hAnsi="微软雅黑" w:cs="微软雅黑"/>
+                <w:sz w:val="18"/>
+              </w:rPr>
+              <w:t>待执行</w:t>
             </w:r>
           </w:p>
         </w:tc>
@@ -5519,7 +5519,7 @@
           <w:rFonts w:ascii="宋体" w:eastAsia="宋体" w:hAnsi="宋体" w:cs="宋体"/>
         </w:rPr>
         <w:lastRenderedPageBreak/>
-        <w:t>系统核心自动化测试 9 项全部通过，功能与异常场景结果符合需求，Maven 编译和测试成功。当前版本满足课程选题规定的七个模块和文档交付要求，严重与一般未解决功能缺陷为 0，具备课程演示和交付条件。若用于实际图书馆生产环境，应补充 MySQL 多用户并发、备份恢复、长时间稳定性和真实消息/支付集成测试。</w:t>
+        <w:t>系统已完成仅 MySQL 数据库改造，Maven 编译与打包成功。由于当前环境未提供有效 MySQL 测试账号，9 项数据库集成测试本次未执行；配置 LIBRARY_TEST_DB_URL、LIBRARY_TEST_DB_USER 和 LIBRARY_TEST_DB_PASSWORD 后应完整执行，全部通过后方可判定具备交付条件。用于实际图书馆前还应补充多用户并发、备份恢复、长时间稳定性和真实消息/支付集成测试。</w:t>
       </w:r>
     </w:p>
     <w:sectPr>
